--- a/report/Project_Report.docx
+++ b/report/Project_Report.docx
@@ -4,7 +4,7 @@
   <w:body>
     <w:p>
       <w:pPr>
-        <w:spacing w:line="600" w:lineRule="auto"/>
+        <w:spacing w:line="360" w:lineRule="auto"/>
         <w:jc w:val="center"/>
         <w:rPr>
           <w:rFonts w:ascii="Times New Roman" w:hAnsi="Times New Roman" w:cs="Times New Roman"/>
@@ -59,7 +59,7 @@
     </w:p>
     <w:p>
       <w:pPr>
-        <w:spacing w:line="276" w:lineRule="auto"/>
+        <w:spacing w:line="360" w:lineRule="auto"/>
         <w:rPr>
           <w:rFonts w:ascii="Times New Roman" w:hAnsi="Times New Roman" w:cs="Times New Roman"/>
           <w:b/>
@@ -76,16 +76,16 @@
           <w:ilvl w:val="0"/>
           <w:numId w:val="2"/>
         </w:numPr>
-        <w:spacing w:line="480" w:lineRule="auto"/>
-        <w:rPr>
-          <w:rFonts w:ascii="Times New Roman" w:hAnsi="Times New Roman" w:cs="Times New Roman"/>
-          <w:sz w:val="32"/>
-          <w:szCs w:val="32"/>
-        </w:rPr>
-      </w:pPr>
-      <w:r>
-        <w:rPr>
-          <w:rFonts w:ascii="Times New Roman" w:hAnsi="Times New Roman" w:cs="Times New Roman"/>
+        <w:spacing w:line="360" w:lineRule="auto"/>
+        <w:rPr>
+          <w:rFonts w:ascii="Arial" w:hAnsi="Arial" w:cs="Arial"/>
+          <w:sz w:val="32"/>
+          <w:szCs w:val="32"/>
+        </w:rPr>
+      </w:pPr>
+      <w:r>
+        <w:rPr>
+          <w:rFonts w:ascii="Arial" w:hAnsi="Arial" w:cs="Arial"/>
           <w:b/>
           <w:bCs/>
           <w:sz w:val="32"/>
@@ -95,7 +95,7 @@
       </w:r>
       <w:r>
         <w:rPr>
-          <w:rFonts w:ascii="Times New Roman" w:hAnsi="Times New Roman" w:cs="Times New Roman"/>
+          <w:rFonts w:ascii="Arial" w:hAnsi="Arial" w:cs="Arial"/>
           <w:sz w:val="32"/>
           <w:szCs w:val="32"/>
         </w:rPr>
@@ -104,7 +104,7 @@
       <w:proofErr w:type="spellStart"/>
       <w:r>
         <w:rPr>
-          <w:rFonts w:ascii="Times New Roman" w:hAnsi="Times New Roman" w:cs="Times New Roman"/>
+          <w:rFonts w:ascii="Arial" w:hAnsi="Arial" w:cs="Arial"/>
           <w:sz w:val="32"/>
           <w:szCs w:val="32"/>
         </w:rPr>
@@ -113,19 +113,11 @@
       <w:proofErr w:type="spellEnd"/>
       <w:r>
         <w:rPr>
-          <w:rFonts w:ascii="Times New Roman" w:hAnsi="Times New Roman" w:cs="Times New Roman"/>
-          <w:sz w:val="32"/>
-          <w:szCs w:val="32"/>
-        </w:rPr>
-        <w:t xml:space="preserve"> Badguja</w:t>
-      </w:r>
-      <w:r>
-        <w:rPr>
-          <w:rFonts w:ascii="Times New Roman" w:hAnsi="Times New Roman" w:cs="Times New Roman"/>
-          <w:sz w:val="32"/>
-          <w:szCs w:val="32"/>
-        </w:rPr>
-        <w:t>r</w:t>
+          <w:rFonts w:ascii="Arial" w:hAnsi="Arial" w:cs="Arial"/>
+          <w:sz w:val="32"/>
+          <w:szCs w:val="32"/>
+        </w:rPr>
+        <w:t xml:space="preserve"> Badgujar</w:t>
       </w:r>
     </w:p>
     <w:p>
@@ -135,16 +127,16 @@
           <w:ilvl w:val="0"/>
           <w:numId w:val="2"/>
         </w:numPr>
-        <w:spacing w:line="480" w:lineRule="auto"/>
-        <w:rPr>
-          <w:rFonts w:ascii="Times New Roman" w:hAnsi="Times New Roman" w:cs="Times New Roman"/>
-          <w:sz w:val="32"/>
-          <w:szCs w:val="32"/>
-        </w:rPr>
-      </w:pPr>
-      <w:r>
-        <w:rPr>
-          <w:rFonts w:ascii="Times New Roman" w:hAnsi="Times New Roman" w:cs="Times New Roman"/>
+        <w:spacing w:line="360" w:lineRule="auto"/>
+        <w:rPr>
+          <w:rFonts w:ascii="Arial" w:hAnsi="Arial" w:cs="Arial"/>
+          <w:sz w:val="32"/>
+          <w:szCs w:val="32"/>
+        </w:rPr>
+      </w:pPr>
+      <w:r>
+        <w:rPr>
+          <w:rFonts w:ascii="Arial" w:hAnsi="Arial" w:cs="Arial"/>
           <w:b/>
           <w:bCs/>
           <w:sz w:val="32"/>
@@ -154,7 +146,7 @@
       </w:r>
       <w:r>
         <w:rPr>
-          <w:rFonts w:ascii="Times New Roman" w:hAnsi="Times New Roman" w:cs="Times New Roman"/>
+          <w:rFonts w:ascii="Arial" w:hAnsi="Arial" w:cs="Arial"/>
           <w:sz w:val="32"/>
           <w:szCs w:val="32"/>
         </w:rPr>
@@ -168,16 +160,16 @@
           <w:ilvl w:val="0"/>
           <w:numId w:val="2"/>
         </w:numPr>
-        <w:spacing w:line="480" w:lineRule="auto"/>
-        <w:rPr>
-          <w:rFonts w:ascii="Times New Roman" w:hAnsi="Times New Roman" w:cs="Times New Roman"/>
-          <w:sz w:val="32"/>
-          <w:szCs w:val="32"/>
-        </w:rPr>
-      </w:pPr>
-      <w:r>
-        <w:rPr>
-          <w:rFonts w:ascii="Times New Roman" w:hAnsi="Times New Roman" w:cs="Times New Roman"/>
+        <w:spacing w:line="360" w:lineRule="auto"/>
+        <w:rPr>
+          <w:rFonts w:ascii="Arial" w:hAnsi="Arial" w:cs="Arial"/>
+          <w:sz w:val="32"/>
+          <w:szCs w:val="32"/>
+        </w:rPr>
+      </w:pPr>
+      <w:r>
+        <w:rPr>
+          <w:rFonts w:ascii="Arial" w:hAnsi="Arial" w:cs="Arial"/>
           <w:b/>
           <w:bCs/>
           <w:sz w:val="32"/>
@@ -187,7 +179,7 @@
       </w:r>
       <w:r>
         <w:rPr>
-          <w:rFonts w:ascii="Times New Roman" w:hAnsi="Times New Roman" w:cs="Times New Roman"/>
+          <w:rFonts w:ascii="Arial" w:hAnsi="Arial" w:cs="Arial"/>
           <w:sz w:val="32"/>
           <w:szCs w:val="32"/>
         </w:rPr>
@@ -201,18 +193,18 @@
           <w:ilvl w:val="0"/>
           <w:numId w:val="2"/>
         </w:numPr>
-        <w:spacing w:line="480" w:lineRule="auto"/>
-        <w:rPr>
-          <w:rFonts w:ascii="Times New Roman" w:hAnsi="Times New Roman" w:cs="Times New Roman"/>
-          <w:b/>
-          <w:bCs/>
-          <w:sz w:val="32"/>
-          <w:szCs w:val="32"/>
-        </w:rPr>
-      </w:pPr>
-      <w:r>
-        <w:rPr>
-          <w:rFonts w:ascii="Times New Roman" w:hAnsi="Times New Roman" w:cs="Times New Roman"/>
+        <w:spacing w:line="360" w:lineRule="auto"/>
+        <w:rPr>
+          <w:rFonts w:ascii="Arial" w:hAnsi="Arial" w:cs="Arial"/>
+          <w:b/>
+          <w:bCs/>
+          <w:sz w:val="32"/>
+          <w:szCs w:val="32"/>
+        </w:rPr>
+      </w:pPr>
+      <w:r>
+        <w:rPr>
+          <w:rFonts w:ascii="Arial" w:hAnsi="Arial" w:cs="Arial"/>
           <w:b/>
           <w:bCs/>
           <w:sz w:val="32"/>
@@ -222,7 +214,7 @@
       </w:r>
       <w:r>
         <w:rPr>
-          <w:rFonts w:ascii="Times New Roman" w:hAnsi="Times New Roman" w:cs="Times New Roman"/>
+          <w:rFonts w:ascii="Arial" w:hAnsi="Arial" w:cs="Arial"/>
           <w:sz w:val="32"/>
           <w:szCs w:val="32"/>
         </w:rPr>
@@ -236,16 +228,16 @@
           <w:ilvl w:val="0"/>
           <w:numId w:val="2"/>
         </w:numPr>
-        <w:spacing w:line="480" w:lineRule="auto"/>
-        <w:rPr>
-          <w:rFonts w:ascii="Times New Roman" w:hAnsi="Times New Roman" w:cs="Times New Roman"/>
-          <w:sz w:val="32"/>
-          <w:szCs w:val="32"/>
-        </w:rPr>
-      </w:pPr>
-      <w:r>
-        <w:rPr>
-          <w:rFonts w:ascii="Times New Roman" w:hAnsi="Times New Roman" w:cs="Times New Roman"/>
+        <w:spacing w:line="360" w:lineRule="auto"/>
+        <w:rPr>
+          <w:rFonts w:ascii="Arial" w:hAnsi="Arial" w:cs="Arial"/>
+          <w:sz w:val="32"/>
+          <w:szCs w:val="32"/>
+        </w:rPr>
+      </w:pPr>
+      <w:r>
+        <w:rPr>
+          <w:rFonts w:ascii="Arial" w:hAnsi="Arial" w:cs="Arial"/>
           <w:b/>
           <w:bCs/>
           <w:sz w:val="32"/>
@@ -255,7 +247,7 @@
       </w:r>
       <w:r>
         <w:rPr>
-          <w:rFonts w:ascii="Times New Roman" w:hAnsi="Times New Roman" w:cs="Times New Roman"/>
+          <w:rFonts w:ascii="Arial" w:hAnsi="Arial" w:cs="Arial"/>
           <w:sz w:val="32"/>
           <w:szCs w:val="32"/>
         </w:rPr>
@@ -269,16 +261,16 @@
           <w:ilvl w:val="0"/>
           <w:numId w:val="2"/>
         </w:numPr>
-        <w:spacing w:line="480" w:lineRule="auto"/>
-        <w:rPr>
-          <w:rFonts w:ascii="Times New Roman" w:hAnsi="Times New Roman" w:cs="Times New Roman"/>
-          <w:sz w:val="32"/>
-          <w:szCs w:val="32"/>
-        </w:rPr>
-      </w:pPr>
-      <w:r>
-        <w:rPr>
-          <w:rFonts w:ascii="Times New Roman" w:hAnsi="Times New Roman" w:cs="Times New Roman"/>
+        <w:spacing w:line="360" w:lineRule="auto"/>
+        <w:rPr>
+          <w:rFonts w:ascii="Arial" w:hAnsi="Arial" w:cs="Arial"/>
+          <w:sz w:val="32"/>
+          <w:szCs w:val="32"/>
+        </w:rPr>
+      </w:pPr>
+      <w:r>
+        <w:rPr>
+          <w:rFonts w:ascii="Arial" w:hAnsi="Arial" w:cs="Arial"/>
           <w:b/>
           <w:bCs/>
           <w:sz w:val="32"/>
@@ -288,7 +280,7 @@
       </w:r>
       <w:r>
         <w:rPr>
-          <w:rFonts w:ascii="Times New Roman" w:hAnsi="Times New Roman" w:cs="Times New Roman"/>
+          <w:rFonts w:ascii="Arial" w:hAnsi="Arial" w:cs="Arial"/>
           <w:sz w:val="32"/>
           <w:szCs w:val="32"/>
         </w:rPr>
@@ -302,16 +294,16 @@
           <w:ilvl w:val="0"/>
           <w:numId w:val="2"/>
         </w:numPr>
-        <w:spacing w:line="480" w:lineRule="auto"/>
-        <w:rPr>
-          <w:rFonts w:ascii="Times New Roman" w:hAnsi="Times New Roman" w:cs="Times New Roman"/>
-          <w:sz w:val="32"/>
-          <w:szCs w:val="32"/>
-        </w:rPr>
-      </w:pPr>
-      <w:r>
-        <w:rPr>
-          <w:rFonts w:ascii="Times New Roman" w:hAnsi="Times New Roman" w:cs="Times New Roman"/>
+        <w:spacing w:line="360" w:lineRule="auto"/>
+        <w:rPr>
+          <w:rFonts w:ascii="Arial" w:hAnsi="Arial" w:cs="Arial"/>
+          <w:sz w:val="32"/>
+          <w:szCs w:val="32"/>
+        </w:rPr>
+      </w:pPr>
+      <w:r>
+        <w:rPr>
+          <w:rFonts w:ascii="Arial" w:hAnsi="Arial" w:cs="Arial"/>
           <w:b/>
           <w:bCs/>
           <w:sz w:val="32"/>
@@ -321,7 +313,7 @@
       </w:r>
       <w:r>
         <w:rPr>
-          <w:rFonts w:ascii="Times New Roman" w:hAnsi="Times New Roman" w:cs="Times New Roman"/>
+          <w:rFonts w:ascii="Arial" w:hAnsi="Arial" w:cs="Arial"/>
           <w:sz w:val="32"/>
           <w:szCs w:val="32"/>
         </w:rPr>
@@ -329,7 +321,7 @@
       </w:r>
       <w:r>
         <w:rPr>
-          <w:rFonts w:ascii="Times New Roman" w:hAnsi="Times New Roman" w:cs="Times New Roman"/>
+          <w:rFonts w:ascii="Arial" w:hAnsi="Arial" w:cs="Arial"/>
           <w:sz w:val="32"/>
           <w:szCs w:val="32"/>
           <w:vertAlign w:val="superscript"/>
@@ -338,7 +330,7 @@
       </w:r>
       <w:r>
         <w:rPr>
-          <w:rFonts w:ascii="Times New Roman" w:hAnsi="Times New Roman" w:cs="Times New Roman"/>
+          <w:rFonts w:ascii="Arial" w:hAnsi="Arial" w:cs="Arial"/>
           <w:sz w:val="32"/>
           <w:szCs w:val="32"/>
         </w:rPr>
@@ -352,16 +344,16 @@
           <w:ilvl w:val="0"/>
           <w:numId w:val="2"/>
         </w:numPr>
-        <w:spacing w:line="480" w:lineRule="auto"/>
-        <w:rPr>
-          <w:rFonts w:ascii="Times New Roman" w:hAnsi="Times New Roman" w:cs="Times New Roman"/>
-          <w:sz w:val="32"/>
-          <w:szCs w:val="32"/>
-        </w:rPr>
-      </w:pPr>
-      <w:r>
-        <w:rPr>
-          <w:rFonts w:ascii="Times New Roman" w:hAnsi="Times New Roman" w:cs="Times New Roman"/>
+        <w:spacing w:line="360" w:lineRule="auto"/>
+        <w:rPr>
+          <w:rFonts w:ascii="Arial" w:hAnsi="Arial" w:cs="Arial"/>
+          <w:sz w:val="32"/>
+          <w:szCs w:val="32"/>
+        </w:rPr>
+      </w:pPr>
+      <w:r>
+        <w:rPr>
+          <w:rFonts w:ascii="Arial" w:hAnsi="Arial" w:cs="Arial"/>
           <w:b/>
           <w:bCs/>
           <w:sz w:val="32"/>
@@ -371,7 +363,7 @@
       </w:r>
       <w:r>
         <w:rPr>
-          <w:rFonts w:ascii="Times New Roman" w:hAnsi="Times New Roman" w:cs="Times New Roman"/>
+          <w:rFonts w:ascii="Arial" w:hAnsi="Arial" w:cs="Arial"/>
           <w:sz w:val="32"/>
           <w:szCs w:val="32"/>
         </w:rPr>
@@ -472,33 +464,71 @@
       <w:pPr>
         <w:spacing w:line="276" w:lineRule="auto"/>
         <w:rPr>
-          <w:rFonts w:ascii="Arial Rounded MT Bold" w:hAnsi="Arial Rounded MT Bold" w:cs="Calibri"/>
-          <w:b/>
-          <w:bCs/>
-          <w:sz w:val="32"/>
-          <w:szCs w:val="32"/>
-        </w:rPr>
-      </w:pPr>
-      <w:r>
-        <w:rPr>
-          <w:rFonts w:ascii="Arial Rounded MT Bold" w:hAnsi="Arial Rounded MT Bold" w:cs="Calibri"/>
+          <w:rFonts w:ascii="Calibri" w:hAnsi="Calibri" w:cs="Calibri"/>
+          <w:sz w:val="28"/>
+          <w:szCs w:val="28"/>
+        </w:rPr>
+      </w:pPr>
+    </w:p>
+    <w:p>
+      <w:pPr>
+        <w:spacing w:line="276" w:lineRule="auto"/>
+        <w:rPr>
+          <w:rFonts w:ascii="Calibri" w:hAnsi="Calibri" w:cs="Calibri"/>
+          <w:sz w:val="28"/>
+          <w:szCs w:val="28"/>
+        </w:rPr>
+      </w:pPr>
+    </w:p>
+    <w:p>
+      <w:pPr>
+        <w:spacing w:line="276" w:lineRule="auto"/>
+        <w:rPr>
+          <w:rFonts w:ascii="Times New Roman" w:hAnsi="Times New Roman" w:cs="Times New Roman"/>
+          <w:b/>
+          <w:bCs/>
+          <w:sz w:val="32"/>
+          <w:szCs w:val="32"/>
+        </w:rPr>
+      </w:pPr>
+      <w:r>
+        <w:rPr>
+          <w:rFonts w:ascii="Times New Roman" w:hAnsi="Times New Roman" w:cs="Times New Roman"/>
           <w:b/>
           <w:bCs/>
           <w:sz w:val="32"/>
           <w:szCs w:val="32"/>
         </w:rPr>
         <w:lastRenderedPageBreak/>
-        <w:t>Introduction</w:t>
-      </w:r>
-      <w:r>
-        <w:rPr>
-          <w:rFonts w:ascii="Arial Rounded MT Bold" w:hAnsi="Arial Rounded MT Bold" w:cs="Calibri"/>
-          <w:b/>
-          <w:bCs/>
-          <w:sz w:val="32"/>
-          <w:szCs w:val="32"/>
-        </w:rPr>
-        <w:t>:</w:t>
+        <w:t>Introduction:</w:t>
+      </w:r>
+    </w:p>
+    <w:p>
+      <w:pPr>
+        <w:spacing w:line="276" w:lineRule="auto"/>
+        <w:rPr>
+          <w:rFonts w:ascii="Arial" w:hAnsi="Arial" w:cs="Arial"/>
+        </w:rPr>
+      </w:pPr>
+      <w:r>
+        <w:rPr>
+          <w:rFonts w:ascii="Arial" w:hAnsi="Arial" w:cs="Arial"/>
+        </w:rPr>
+        <w:t>Digital literacy refers to the ability to use digital technologies effectively, responsibly, and safely in daily life. In today’s modern world, digital skills are essential for education, communication, and professional growth. Students must understand how to use digital platforms, manage online information, and protect their personal data.</w:t>
+      </w:r>
+    </w:p>
+    <w:p>
+      <w:pPr>
+        <w:spacing w:line="276" w:lineRule="auto"/>
+        <w:rPr>
+          <w:rFonts w:ascii="Arial" w:hAnsi="Arial" w:cs="Arial"/>
+        </w:rPr>
+      </w:pPr>
+      <w:r>
+        <w:rPr>
+          <w:rFonts w:ascii="Arial" w:hAnsi="Arial" w:cs="Arial"/>
+        </w:rPr>
+        <w:t>This project focuses on developing digital literacy skills through practical activities such as creating an infographic, building online profiles, using digital platforms, and understanding cyber safety. It also highlights the importance of responsible digital behaviour.</w:t>
       </w:r>
     </w:p>
     <w:p>
@@ -508,183 +538,123 @@
           <w:rFonts w:ascii="Calibri" w:hAnsi="Calibri" w:cs="Calibri"/>
         </w:rPr>
       </w:pPr>
-      <w:r>
+    </w:p>
+    <w:p>
+      <w:pPr>
+        <w:spacing w:line="276" w:lineRule="auto"/>
+        <w:rPr>
+          <w:rFonts w:ascii="Times New Roman" w:hAnsi="Times New Roman" w:cs="Times New Roman"/>
+          <w:b/>
+          <w:bCs/>
+          <w:sz w:val="32"/>
+          <w:szCs w:val="32"/>
+        </w:rPr>
+      </w:pPr>
+      <w:r>
+        <w:rPr>
+          <w:rFonts w:ascii="Times New Roman" w:hAnsi="Times New Roman" w:cs="Times New Roman"/>
+          <w:b/>
+          <w:bCs/>
+          <w:sz w:val="32"/>
+          <w:szCs w:val="32"/>
+        </w:rPr>
+        <w:t>Task 1: Digital Literacy Awareness Infographic:</w:t>
+      </w:r>
+    </w:p>
+    <w:p>
+      <w:pPr>
+        <w:spacing w:line="276" w:lineRule="auto"/>
+        <w:rPr>
+          <w:rFonts w:ascii="Arial" w:hAnsi="Arial" w:cs="Arial"/>
+        </w:rPr>
+      </w:pPr>
+      <w:r>
+        <w:rPr>
+          <w:rFonts w:ascii="Arial" w:hAnsi="Arial" w:cs="Arial"/>
+        </w:rPr>
+        <w:t>In this task, I created an infographic using Canva to spread awareness about digital literacy. The infographic included important topics such as safe internet practices, email etiquette, maintaining a professional online presence, and examples of commonly used digital tools like Canva, Google Docs, GitHub, LinkedIn, and Zoom. The main objective was to present useful information in a visually appealing and easy-to-understand format.</w:t>
+      </w:r>
+    </w:p>
+    <w:p>
+      <w:pPr>
+        <w:spacing w:line="276" w:lineRule="auto"/>
+        <w:rPr>
+          <w:rFonts w:ascii="Arial" w:hAnsi="Arial" w:cs="Arial"/>
+        </w:rPr>
+      </w:pPr>
+      <w:r>
+        <w:rPr>
+          <w:rFonts w:ascii="Arial" w:hAnsi="Arial" w:cs="Arial"/>
+        </w:rPr>
+        <w:t>While designing the infographic, I focused on using simple layouts, appropriate colo</w:t>
+      </w:r>
+      <w:r>
+        <w:rPr>
+          <w:rFonts w:ascii="Arial" w:hAnsi="Arial" w:cs="Arial"/>
+        </w:rPr>
+        <w:t>u</w:t>
+      </w:r>
+      <w:r>
+        <w:rPr>
+          <w:rFonts w:ascii="Arial" w:hAnsi="Arial" w:cs="Arial"/>
+        </w:rPr>
+        <w:t>r combinations, icons, and short bullet points so that the content remains clear and engaging. I ensured that the design was not too crowded and maintained a proper balance between text and visuals.</w:t>
+      </w:r>
+    </w:p>
+    <w:p>
+      <w:pPr>
+        <w:spacing w:line="276" w:lineRule="auto"/>
+        <w:rPr>
+          <w:rFonts w:ascii="Arial" w:hAnsi="Arial" w:cs="Arial"/>
+        </w:rPr>
+      </w:pPr>
+      <w:r>
+        <w:rPr>
+          <w:rFonts w:ascii="Arial" w:hAnsi="Arial" w:cs="Arial"/>
+        </w:rPr>
+        <w:t>This task helped me improve my creativity and design skills. It also taught me how to communicate important information effectively using visual elements. Overall, it enhanced my understanding of how digital tools can be used for awareness and communication.</w:t>
+      </w:r>
+    </w:p>
+    <w:p>
+      <w:pPr>
+        <w:spacing w:line="276" w:lineRule="auto"/>
         <w:rPr>
           <w:rFonts w:ascii="Calibri" w:hAnsi="Calibri" w:cs="Calibri"/>
         </w:rPr>
-        <w:t>Digital literacy refers to the ability to use digital technologies effectively, responsibly, and safely in daily life. In today’s modern world, digital skills are essential for education, communication, and professional growth. Students must understand how to use digital platforms, manage online information, and protect their personal data.</w:t>
-      </w:r>
-    </w:p>
-    <w:p>
-      <w:pPr>
-        <w:spacing w:line="276" w:lineRule="auto"/>
-        <w:rPr>
-          <w:rFonts w:ascii="Calibri" w:hAnsi="Calibri" w:cs="Calibri"/>
-        </w:rPr>
-      </w:pPr>
-      <w:r>
-        <w:rPr>
-          <w:rFonts w:ascii="Calibri" w:hAnsi="Calibri" w:cs="Calibri"/>
-        </w:rPr>
-        <w:t>This project focuses on developing digital literacy skills through practical activities such as creating an infographic, building online profiles, using digital platforms, and understanding cyber safety. It also highlights the importance of responsible digital behavio</w:t>
-      </w:r>
-      <w:r>
-        <w:rPr>
-          <w:rFonts w:ascii="Calibri" w:hAnsi="Calibri" w:cs="Calibri"/>
-        </w:rPr>
-        <w:t>u</w:t>
-      </w:r>
-      <w:r>
-        <w:rPr>
-          <w:rFonts w:ascii="Calibri" w:hAnsi="Calibri" w:cs="Calibri"/>
-        </w:rPr>
-        <w:t>r.</w:t>
-      </w:r>
-    </w:p>
-    <w:p>
-      <w:pPr>
-        <w:spacing w:line="276" w:lineRule="auto"/>
-        <w:rPr>
-          <w:rFonts w:ascii="Calibri" w:hAnsi="Calibri" w:cs="Calibri"/>
-        </w:rPr>
-      </w:pPr>
-    </w:p>
-    <w:p>
-      <w:pPr>
-        <w:spacing w:line="276" w:lineRule="auto"/>
-        <w:rPr>
-          <w:rFonts w:ascii="Arial Rounded MT Bold" w:hAnsi="Arial Rounded MT Bold" w:cs="Calibri"/>
-          <w:b/>
-          <w:bCs/>
-          <w:sz w:val="32"/>
-          <w:szCs w:val="32"/>
-        </w:rPr>
-      </w:pPr>
-      <w:r>
-        <w:rPr>
-          <w:rFonts w:ascii="Arial Rounded MT Bold" w:hAnsi="Arial Rounded MT Bold" w:cs="Calibri"/>
-          <w:b/>
-          <w:bCs/>
-          <w:sz w:val="32"/>
-          <w:szCs w:val="32"/>
-        </w:rPr>
-        <w:t>Task 1: Digital Literacy Awareness Infographic</w:t>
-      </w:r>
-      <w:r>
-        <w:rPr>
-          <w:rFonts w:ascii="Arial Rounded MT Bold" w:hAnsi="Arial Rounded MT Bold" w:cs="Calibri"/>
-          <w:b/>
-          <w:bCs/>
-          <w:sz w:val="32"/>
-          <w:szCs w:val="32"/>
-        </w:rPr>
-        <w:t>:</w:t>
-      </w:r>
-    </w:p>
-    <w:p>
-      <w:pPr>
-        <w:spacing w:line="276" w:lineRule="auto"/>
-        <w:rPr>
-          <w:rFonts w:ascii="Calibri" w:hAnsi="Calibri" w:cs="Calibri"/>
-        </w:rPr>
-      </w:pPr>
-      <w:r>
-        <w:rPr>
-          <w:rFonts w:ascii="Calibri" w:hAnsi="Calibri" w:cs="Calibri"/>
-        </w:rPr>
-        <w:t>In this task, I created an infographic using Canva to spread awareness about digital literacy. The infographic included important topics such as safe internet practices, email etiquette, maintaining a professional online presence, and examples of commonly used digital tools like Canva, Google Docs, GitHub, LinkedIn, and Zoom. The main objective was to present useful information in a visually appealing and easy-to-understand format.</w:t>
-      </w:r>
-    </w:p>
-    <w:p>
-      <w:pPr>
-        <w:spacing w:line="276" w:lineRule="auto"/>
-        <w:rPr>
-          <w:rFonts w:ascii="Calibri" w:hAnsi="Calibri" w:cs="Calibri"/>
-        </w:rPr>
-      </w:pPr>
-      <w:r>
-        <w:rPr>
-          <w:rFonts w:ascii="Calibri" w:hAnsi="Calibri" w:cs="Calibri"/>
-        </w:rPr>
-        <w:t>While designing the infographic, I focused on using simple layouts, appropriate colo</w:t>
-      </w:r>
-      <w:r>
-        <w:rPr>
-          <w:rFonts w:ascii="Calibri" w:hAnsi="Calibri" w:cs="Calibri"/>
-        </w:rPr>
-        <w:t>u</w:t>
-      </w:r>
-      <w:r>
-        <w:rPr>
-          <w:rFonts w:ascii="Calibri" w:hAnsi="Calibri" w:cs="Calibri"/>
-        </w:rPr>
-        <w:t>r combinations, icons, and short bullet points so that the content remains clear and engaging. I ensured that the design was not too crowded and maintained a proper balance between text and visuals.</w:t>
-      </w:r>
-    </w:p>
-    <w:p>
-      <w:pPr>
-        <w:spacing w:line="276" w:lineRule="auto"/>
-        <w:rPr>
-          <w:rFonts w:ascii="Calibri" w:hAnsi="Calibri" w:cs="Calibri"/>
-        </w:rPr>
-      </w:pPr>
-      <w:r>
-        <w:rPr>
-          <w:rFonts w:ascii="Calibri" w:hAnsi="Calibri" w:cs="Calibri"/>
-        </w:rPr>
-        <w:t>This task helped me improve my creativity and design skills. It also taught me how to communicate important information effectively using visual elements. Overall, it enhanced my understanding of how digital tools can be used for awareness and communication.</w:t>
-      </w:r>
-    </w:p>
-    <w:p>
-      <w:pPr>
-        <w:spacing w:line="276" w:lineRule="auto"/>
-        <w:rPr>
-          <w:rFonts w:ascii="Calibri" w:hAnsi="Calibri" w:cs="Calibri"/>
-        </w:rPr>
-      </w:pPr>
-    </w:p>
-    <w:p>
-      <w:pPr>
-        <w:spacing w:line="276" w:lineRule="auto"/>
-        <w:rPr>
-          <w:rFonts w:ascii="Arial Rounded MT Bold" w:hAnsi="Arial Rounded MT Bold" w:cs="Calibri"/>
-          <w:b/>
-          <w:bCs/>
-          <w:sz w:val="32"/>
-          <w:szCs w:val="32"/>
-        </w:rPr>
-      </w:pPr>
-      <w:r>
-        <w:rPr>
-          <w:rFonts w:ascii="Arial Rounded MT Bold" w:hAnsi="Arial Rounded MT Bold" w:cs="Calibri"/>
-          <w:b/>
-          <w:bCs/>
-          <w:sz w:val="32"/>
-          <w:szCs w:val="32"/>
-        </w:rPr>
-        <w:t>Task 2: Digital Portfolio</w:t>
-      </w:r>
-      <w:r>
-        <w:rPr>
-          <w:rFonts w:ascii="Arial Rounded MT Bold" w:hAnsi="Arial Rounded MT Bold" w:cs="Calibri"/>
-          <w:b/>
-          <w:bCs/>
-          <w:sz w:val="32"/>
-          <w:szCs w:val="32"/>
-        </w:rPr>
-        <w:t>:</w:t>
-      </w:r>
-    </w:p>
-    <w:p>
-      <w:pPr>
-        <w:spacing w:line="276" w:lineRule="auto"/>
-        <w:rPr>
-          <w:rFonts w:ascii="Calibri" w:hAnsi="Calibri" w:cs="Calibri"/>
-        </w:rPr>
-      </w:pPr>
-      <w:r>
-        <w:rPr>
-          <w:rFonts w:ascii="Calibri" w:hAnsi="Calibri" w:cs="Calibri"/>
+      </w:pPr>
+    </w:p>
+    <w:p>
+      <w:pPr>
+        <w:spacing w:line="276" w:lineRule="auto"/>
+        <w:rPr>
+          <w:rFonts w:ascii="Times New Roman" w:hAnsi="Times New Roman" w:cs="Times New Roman"/>
+          <w:b/>
+          <w:bCs/>
+          <w:sz w:val="32"/>
+          <w:szCs w:val="32"/>
+        </w:rPr>
+      </w:pPr>
+      <w:r>
+        <w:rPr>
+          <w:rFonts w:ascii="Times New Roman" w:hAnsi="Times New Roman" w:cs="Times New Roman"/>
+          <w:b/>
+          <w:bCs/>
+          <w:sz w:val="32"/>
+          <w:szCs w:val="32"/>
+        </w:rPr>
+        <w:t>Task 2: Digital Portfolio:</w:t>
+      </w:r>
+    </w:p>
+    <w:p>
+      <w:pPr>
+        <w:spacing w:line="276" w:lineRule="auto"/>
+        <w:rPr>
+          <w:rFonts w:ascii="Arial" w:hAnsi="Arial" w:cs="Arial"/>
+        </w:rPr>
+      </w:pPr>
+      <w:r>
+        <w:rPr>
+          <w:rFonts w:ascii="Arial" w:hAnsi="Arial" w:cs="Arial"/>
         </w:rPr>
         <w:t>In this task, I created and updated my digital profiles on LinkedIn, GitHub, and Stack Overflow to build a professional online presence. These platforms are widely used for networking, showcasing skills, and sharing knowledge. The objective of this task was to understand how to present oneself professionally in the digital world.</w:t>
       </w:r>
@@ -693,12 +663,12 @@
       <w:pPr>
         <w:spacing w:line="276" w:lineRule="auto"/>
         <w:rPr>
-          <w:rFonts w:ascii="Calibri" w:hAnsi="Calibri" w:cs="Calibri"/>
-        </w:rPr>
-      </w:pPr>
-      <w:r>
-        <w:rPr>
-          <w:rFonts w:ascii="Calibri" w:hAnsi="Calibri" w:cs="Calibri"/>
+          <w:rFonts w:ascii="Arial" w:hAnsi="Arial" w:cs="Arial"/>
+        </w:rPr>
+      </w:pPr>
+      <w:r>
+        <w:rPr>
+          <w:rFonts w:ascii="Arial" w:hAnsi="Arial" w:cs="Arial"/>
         </w:rPr>
         <w:t>On LinkedIn, I added my profile photo, educational details, and a brief introduction describing my interests and goals. On GitHub, I created a repository and uploaded my project-related files, which reflects my practical work and learning progress. On Stack Overflow, I created a profile to explore programming discussions and gain knowledge from community interactions.</w:t>
       </w:r>
@@ -707,12 +677,12 @@
       <w:pPr>
         <w:spacing w:line="276" w:lineRule="auto"/>
         <w:rPr>
-          <w:rFonts w:ascii="Calibri" w:hAnsi="Calibri" w:cs="Calibri"/>
-        </w:rPr>
-      </w:pPr>
-      <w:r>
-        <w:rPr>
-          <w:rFonts w:ascii="Calibri" w:hAnsi="Calibri" w:cs="Calibri"/>
+          <w:rFonts w:ascii="Arial" w:hAnsi="Arial" w:cs="Arial"/>
+        </w:rPr>
+      </w:pPr>
+      <w:r>
+        <w:rPr>
+          <w:rFonts w:ascii="Arial" w:hAnsi="Arial" w:cs="Arial"/>
         </w:rPr>
         <w:lastRenderedPageBreak/>
         <w:t>This task helped me understand the importance of maintaining a professional digital identity. It also improved my confidence in using online platforms for learning and growth. Overall, it showed how digital portfolios can be useful for academic and career development.</w:t>
@@ -730,32 +700,277 @@
       <w:pPr>
         <w:spacing w:line="276" w:lineRule="auto"/>
         <w:rPr>
-          <w:rFonts w:ascii="Arial Rounded MT Bold" w:hAnsi="Arial Rounded MT Bold" w:cs="Calibri"/>
-          <w:b/>
-          <w:bCs/>
-          <w:sz w:val="32"/>
-          <w:szCs w:val="32"/>
-        </w:rPr>
-      </w:pPr>
-      <w:r>
-        <w:rPr>
-          <w:rFonts w:ascii="Arial Rounded MT Bold" w:hAnsi="Arial Rounded MT Bold" w:cs="Calibri"/>
-          <w:b/>
-          <w:bCs/>
-          <w:sz w:val="32"/>
-          <w:szCs w:val="32"/>
-        </w:rPr>
-        <w:t>Task 3: Platforms</w:t>
-      </w:r>
-      <w:r>
-        <w:rPr>
-          <w:rFonts w:ascii="Arial Rounded MT Bold" w:hAnsi="Arial Rounded MT Bold" w:cs="Calibri"/>
-          <w:b/>
-          <w:bCs/>
-          <w:sz w:val="32"/>
-          <w:szCs w:val="32"/>
-        </w:rPr>
-        <w:t>:</w:t>
+          <w:rFonts w:ascii="Times New Roman" w:hAnsi="Times New Roman" w:cs="Times New Roman"/>
+          <w:b/>
+          <w:bCs/>
+          <w:sz w:val="32"/>
+          <w:szCs w:val="32"/>
+        </w:rPr>
+      </w:pPr>
+      <w:r>
+        <w:rPr>
+          <w:rFonts w:ascii="Times New Roman" w:hAnsi="Times New Roman" w:cs="Times New Roman"/>
+          <w:b/>
+          <w:bCs/>
+          <w:sz w:val="32"/>
+          <w:szCs w:val="32"/>
+        </w:rPr>
+        <w:t>Task 3: Platforms:</w:t>
+      </w:r>
+    </w:p>
+    <w:p>
+      <w:pPr>
+        <w:spacing w:line="276" w:lineRule="auto"/>
+        <w:rPr>
+          <w:rFonts w:ascii="Arial" w:hAnsi="Arial" w:cs="Arial"/>
+        </w:rPr>
+      </w:pPr>
+      <w:r>
+        <w:rPr>
+          <w:rFonts w:ascii="Arial" w:hAnsi="Arial" w:cs="Arial"/>
+        </w:rPr>
+        <w:t xml:space="preserve">In this task, I explored different digital platforms such as </w:t>
+      </w:r>
+      <w:proofErr w:type="spellStart"/>
+      <w:r>
+        <w:rPr>
+          <w:rFonts w:ascii="Arial" w:hAnsi="Arial" w:cs="Arial"/>
+        </w:rPr>
+        <w:t>HackerRank</w:t>
+      </w:r>
+      <w:proofErr w:type="spellEnd"/>
+      <w:r>
+        <w:rPr>
+          <w:rFonts w:ascii="Arial" w:hAnsi="Arial" w:cs="Arial"/>
+        </w:rPr>
+        <w:t xml:space="preserve"> and Google Forms to understand their practical applications. On </w:t>
+      </w:r>
+      <w:proofErr w:type="spellStart"/>
+      <w:r>
+        <w:rPr>
+          <w:rFonts w:ascii="Arial" w:hAnsi="Arial" w:cs="Arial"/>
+        </w:rPr>
+        <w:t>HackerRank</w:t>
+      </w:r>
+      <w:proofErr w:type="spellEnd"/>
+      <w:r>
+        <w:rPr>
+          <w:rFonts w:ascii="Arial" w:hAnsi="Arial" w:cs="Arial"/>
+        </w:rPr>
+        <w:t>, I solved a basic programming problem titled “Solve Me First,” which helped me understand logical thinking and basic coding concepts. It also gave me exposure to an online coding environment.</w:t>
+      </w:r>
+    </w:p>
+    <w:p>
+      <w:pPr>
+        <w:spacing w:line="276" w:lineRule="auto"/>
+        <w:rPr>
+          <w:rFonts w:ascii="Arial" w:hAnsi="Arial" w:cs="Arial"/>
+        </w:rPr>
+      </w:pPr>
+      <w:r>
+        <w:rPr>
+          <w:rFonts w:ascii="Arial" w:hAnsi="Arial" w:cs="Arial"/>
+        </w:rPr>
+        <w:t>In addition, I created a Google Form titled “Digital Literacy Quiz,” which included multiple questions related to digital awareness. I also submitted a response and viewed the responses section to understand how data is collected and managed. This helped me learn how online surveys and quizzes are created and used.</w:t>
+      </w:r>
+    </w:p>
+    <w:p>
+      <w:pPr>
+        <w:spacing w:line="276" w:lineRule="auto"/>
+        <w:rPr>
+          <w:rFonts w:ascii="Arial" w:hAnsi="Arial" w:cs="Arial"/>
+        </w:rPr>
+      </w:pPr>
+      <w:r>
+        <w:rPr>
+          <w:rFonts w:ascii="Arial" w:hAnsi="Arial" w:cs="Arial"/>
+        </w:rPr>
+        <w:t>This task improved my understanding of digital platforms and their real-life applications. It also enhanced my problem-solving skills and ability to create and manage online content. Overall, it helped me become more comfortable with using digital tools effectively.</w:t>
+      </w:r>
+    </w:p>
+    <w:p>
+      <w:pPr>
+        <w:spacing w:line="276" w:lineRule="auto"/>
+        <w:rPr>
+          <w:rFonts w:ascii="Arial" w:hAnsi="Arial" w:cs="Arial"/>
+        </w:rPr>
+      </w:pPr>
+    </w:p>
+    <w:p>
+      <w:pPr>
+        <w:spacing w:line="276" w:lineRule="auto"/>
+        <w:rPr>
+          <w:rFonts w:ascii="Times New Roman" w:hAnsi="Times New Roman" w:cs="Times New Roman"/>
+          <w:b/>
+          <w:bCs/>
+          <w:sz w:val="32"/>
+          <w:szCs w:val="32"/>
+        </w:rPr>
+      </w:pPr>
+      <w:r>
+        <w:rPr>
+          <w:rFonts w:ascii="Times New Roman" w:hAnsi="Times New Roman" w:cs="Times New Roman"/>
+          <w:b/>
+          <w:bCs/>
+          <w:sz w:val="32"/>
+          <w:szCs w:val="32"/>
+        </w:rPr>
+        <w:t>Task 4: Email Etiquette and Social Media Guidelines:</w:t>
+      </w:r>
+    </w:p>
+    <w:p>
+      <w:pPr>
+        <w:spacing w:line="276" w:lineRule="auto"/>
+        <w:rPr>
+          <w:rFonts w:ascii="Arial" w:hAnsi="Arial" w:cs="Arial"/>
+        </w:rPr>
+      </w:pPr>
+      <w:r>
+        <w:rPr>
+          <w:rFonts w:ascii="Arial" w:hAnsi="Arial" w:cs="Arial"/>
+        </w:rPr>
+        <w:t>In this task, I learned about professional communication and responsible online behavio</w:t>
+      </w:r>
+      <w:r>
+        <w:rPr>
+          <w:rFonts w:ascii="Arial" w:hAnsi="Arial" w:cs="Arial"/>
+        </w:rPr>
+        <w:t>u</w:t>
+      </w:r>
+      <w:r>
+        <w:rPr>
+          <w:rFonts w:ascii="Arial" w:hAnsi="Arial" w:cs="Arial"/>
+        </w:rPr>
+        <w:t>r. I wrote two formal emails: one requesting an extension for assignment submission and another applying for a summer internship. These emails were written using proper format, polite language, and clear communication.</w:t>
+      </w:r>
+    </w:p>
+    <w:p>
+      <w:pPr>
+        <w:spacing w:line="276" w:lineRule="auto"/>
+        <w:rPr>
+          <w:rFonts w:ascii="Arial" w:hAnsi="Arial" w:cs="Arial"/>
+        </w:rPr>
+      </w:pPr>
+      <w:r>
+        <w:rPr>
+          <w:rFonts w:ascii="Arial" w:hAnsi="Arial" w:cs="Arial"/>
+        </w:rPr>
+        <w:t xml:space="preserve">Additionally, I created a list of social media </w:t>
+      </w:r>
+      <w:proofErr w:type="gramStart"/>
+      <w:r>
+        <w:rPr>
+          <w:rFonts w:ascii="Arial" w:hAnsi="Arial" w:cs="Arial"/>
+        </w:rPr>
+        <w:t>do’s</w:t>
+      </w:r>
+      <w:proofErr w:type="gramEnd"/>
+      <w:r>
+        <w:rPr>
+          <w:rFonts w:ascii="Arial" w:hAnsi="Arial" w:cs="Arial"/>
+        </w:rPr>
+        <w:t xml:space="preserve"> and don’ts to highlight safe and responsible online practices. The do’s included maintaining privacy settings, sharing useful content, and using strong passwords, while the don’ts included avoiding sharing personal information, not spreading fake news, and not clicking on suspicious links.</w:t>
+      </w:r>
+    </w:p>
+    <w:p>
+      <w:pPr>
+        <w:spacing w:line="276" w:lineRule="auto"/>
+        <w:rPr>
+          <w:rFonts w:ascii="Arial" w:hAnsi="Arial" w:cs="Arial"/>
+        </w:rPr>
+      </w:pPr>
+      <w:r>
+        <w:rPr>
+          <w:rFonts w:ascii="Arial" w:hAnsi="Arial" w:cs="Arial"/>
+        </w:rPr>
+        <w:t>This task helped me understand the importance of formal communication in academic and professional settings. It also increased my awareness about ethical behaviour on social media. Overall, it improved my communication skills and digital responsibility.</w:t>
+      </w:r>
+    </w:p>
+    <w:p>
+      <w:pPr>
+        <w:spacing w:line="276" w:lineRule="auto"/>
+        <w:rPr>
+          <w:rFonts w:ascii="Times New Roman" w:hAnsi="Times New Roman" w:cs="Times New Roman"/>
+        </w:rPr>
+      </w:pPr>
+    </w:p>
+    <w:p>
+      <w:pPr>
+        <w:spacing w:line="276" w:lineRule="auto"/>
+        <w:rPr>
+          <w:rFonts w:ascii="Times New Roman" w:hAnsi="Times New Roman" w:cs="Times New Roman"/>
+          <w:b/>
+          <w:bCs/>
+          <w:sz w:val="32"/>
+          <w:szCs w:val="32"/>
+        </w:rPr>
+      </w:pPr>
+      <w:r>
+        <w:rPr>
+          <w:rFonts w:ascii="Times New Roman" w:hAnsi="Times New Roman" w:cs="Times New Roman"/>
+          <w:b/>
+          <w:bCs/>
+          <w:sz w:val="32"/>
+          <w:szCs w:val="32"/>
+        </w:rPr>
+        <w:t>Task 5: Cybercrime Awareness:</w:t>
+      </w:r>
+    </w:p>
+    <w:p>
+      <w:pPr>
+        <w:spacing w:line="276" w:lineRule="auto"/>
+        <w:rPr>
+          <w:rFonts w:ascii="Arial" w:hAnsi="Arial" w:cs="Arial"/>
+        </w:rPr>
+      </w:pPr>
+      <w:r>
+        <w:rPr>
+          <w:rFonts w:ascii="Arial" w:hAnsi="Arial" w:cs="Arial"/>
+        </w:rPr>
+        <w:lastRenderedPageBreak/>
+        <w:t>In this task, I studied phishing as a common form of cybercrime. Phishing involves tricking users into sharing sensitive information such as passwords, bank details, or personal data by pretending to be a trusted source. These attacks are usually carried out through fake emails, messages, or websites.</w:t>
+      </w:r>
+    </w:p>
+    <w:p>
+      <w:pPr>
+        <w:spacing w:line="276" w:lineRule="auto"/>
+        <w:rPr>
+          <w:rFonts w:ascii="Arial" w:hAnsi="Arial" w:cs="Arial"/>
+        </w:rPr>
+      </w:pPr>
+      <w:r>
+        <w:rPr>
+          <w:rFonts w:ascii="Arial" w:hAnsi="Arial" w:cs="Arial"/>
+        </w:rPr>
+        <w:t xml:space="preserve">I </w:t>
+      </w:r>
+      <w:proofErr w:type="spellStart"/>
+      <w:r>
+        <w:rPr>
+          <w:rFonts w:ascii="Arial" w:hAnsi="Arial" w:cs="Arial"/>
+        </w:rPr>
+        <w:t>analyzed</w:t>
+      </w:r>
+      <w:proofErr w:type="spellEnd"/>
+      <w:r>
+        <w:rPr>
+          <w:rFonts w:ascii="Arial" w:hAnsi="Arial" w:cs="Arial"/>
+        </w:rPr>
+        <w:t xml:space="preserve"> a case where a student receives an email offering an internship opportunity. The email appears genuine but contains a link to a fake website. When the student enters personal details, the information is stolen by cybercriminals. This can lead to serious consequences such as identity theft and financial loss.</w:t>
+      </w:r>
+    </w:p>
+    <w:p>
+      <w:pPr>
+        <w:spacing w:line="276" w:lineRule="auto"/>
+        <w:rPr>
+          <w:rFonts w:ascii="Arial" w:hAnsi="Arial" w:cs="Arial"/>
+        </w:rPr>
+      </w:pPr>
+      <w:r>
+        <w:rPr>
+          <w:rFonts w:ascii="Arial" w:hAnsi="Arial" w:cs="Arial"/>
+        </w:rPr>
+        <w:t>I also learned various prevention measures, such as avoiding suspicious links, verifying sender details, using strong passwords, and enabling two-factor authentication. This task increased my awareness about cyber threats and taught me how to stay safe online.</w:t>
       </w:r>
     </w:p>
     <w:p>
@@ -765,354 +980,39 @@
           <w:rFonts w:ascii="Calibri" w:hAnsi="Calibri" w:cs="Calibri"/>
         </w:rPr>
       </w:pPr>
-      <w:r>
-        <w:rPr>
-          <w:rFonts w:ascii="Calibri" w:hAnsi="Calibri" w:cs="Calibri"/>
-        </w:rPr>
-        <w:t xml:space="preserve">In this task, I explored different digital platforms such as </w:t>
-      </w:r>
-      <w:proofErr w:type="spellStart"/>
-      <w:r>
-        <w:rPr>
-          <w:rFonts w:ascii="Calibri" w:hAnsi="Calibri" w:cs="Calibri"/>
-        </w:rPr>
-        <w:t>HackerRank</w:t>
-      </w:r>
-      <w:proofErr w:type="spellEnd"/>
-      <w:r>
-        <w:rPr>
-          <w:rFonts w:ascii="Calibri" w:hAnsi="Calibri" w:cs="Calibri"/>
-        </w:rPr>
-        <w:t xml:space="preserve"> and Google Forms to understand their practical applications. On </w:t>
-      </w:r>
-      <w:proofErr w:type="spellStart"/>
-      <w:r>
-        <w:rPr>
-          <w:rFonts w:ascii="Calibri" w:hAnsi="Calibri" w:cs="Calibri"/>
-        </w:rPr>
-        <w:t>HackerRank</w:t>
-      </w:r>
-      <w:proofErr w:type="spellEnd"/>
-      <w:r>
-        <w:rPr>
-          <w:rFonts w:ascii="Calibri" w:hAnsi="Calibri" w:cs="Calibri"/>
-        </w:rPr>
-        <w:t>, I solved a basic programming problem titled “Solve Me First,” which helped me understand logical thinking and basic coding concepts. It also gave me exposure to an online coding environment.</w:t>
-      </w:r>
-    </w:p>
-    <w:p>
-      <w:pPr>
-        <w:spacing w:line="276" w:lineRule="auto"/>
-        <w:rPr>
-          <w:rFonts w:ascii="Calibri" w:hAnsi="Calibri" w:cs="Calibri"/>
-        </w:rPr>
-      </w:pPr>
-      <w:r>
-        <w:rPr>
-          <w:rFonts w:ascii="Calibri" w:hAnsi="Calibri" w:cs="Calibri"/>
-        </w:rPr>
-        <w:t>In addition, I created a Google Form titled “Digital Literacy Quiz,” which included multiple questions related to digital awareness. I also submitted a response and viewed the responses section to understand how data is collected and managed. This helped me learn how online surveys and quizzes are created and used.</w:t>
-      </w:r>
-    </w:p>
-    <w:p>
-      <w:pPr>
-        <w:spacing w:line="276" w:lineRule="auto"/>
-        <w:rPr>
-          <w:rFonts w:ascii="Calibri" w:hAnsi="Calibri" w:cs="Calibri"/>
-        </w:rPr>
-      </w:pPr>
-      <w:r>
-        <w:rPr>
-          <w:rFonts w:ascii="Calibri" w:hAnsi="Calibri" w:cs="Calibri"/>
-        </w:rPr>
-        <w:t>This task improved my understanding of digital platforms and their real-life applications. It also enhanced my problem-solving skills and ability to create and manage online content. Overall, it helped me become more comfortable with using digital tools effectively.</w:t>
-      </w:r>
-    </w:p>
-    <w:p>
-      <w:pPr>
-        <w:spacing w:line="276" w:lineRule="auto"/>
-        <w:rPr>
-          <w:rFonts w:ascii="Calibri" w:hAnsi="Calibri" w:cs="Calibri"/>
-        </w:rPr>
-      </w:pPr>
-    </w:p>
-    <w:p>
-      <w:pPr>
-        <w:spacing w:line="276" w:lineRule="auto"/>
-        <w:rPr>
-          <w:rFonts w:ascii="Arial Rounded MT Bold" w:hAnsi="Arial Rounded MT Bold" w:cs="Calibri"/>
-          <w:b/>
-          <w:bCs/>
-          <w:sz w:val="32"/>
-          <w:szCs w:val="32"/>
-        </w:rPr>
-      </w:pPr>
-      <w:r>
-        <w:rPr>
-          <w:rFonts w:ascii="Arial Rounded MT Bold" w:hAnsi="Arial Rounded MT Bold" w:cs="Calibri"/>
-          <w:b/>
-          <w:bCs/>
-          <w:sz w:val="32"/>
-          <w:szCs w:val="32"/>
-        </w:rPr>
-        <w:t>Task 4: Email Etiquette and Social Media Guidelines</w:t>
-      </w:r>
-      <w:r>
-        <w:rPr>
-          <w:rFonts w:ascii="Arial Rounded MT Bold" w:hAnsi="Arial Rounded MT Bold" w:cs="Calibri"/>
-          <w:b/>
-          <w:bCs/>
-          <w:sz w:val="32"/>
-          <w:szCs w:val="32"/>
-        </w:rPr>
-        <w:t>:</w:t>
-      </w:r>
-    </w:p>
-    <w:p>
-      <w:pPr>
-        <w:spacing w:line="276" w:lineRule="auto"/>
-        <w:rPr>
-          <w:rFonts w:ascii="Calibri" w:hAnsi="Calibri" w:cs="Calibri"/>
-        </w:rPr>
-      </w:pPr>
-      <w:r>
-        <w:rPr>
-          <w:rFonts w:ascii="Calibri" w:hAnsi="Calibri" w:cs="Calibri"/>
-        </w:rPr>
-        <w:t>In this task, I learned about professional communication and responsible online behavio</w:t>
-      </w:r>
-      <w:r>
-        <w:rPr>
-          <w:rFonts w:ascii="Calibri" w:hAnsi="Calibri" w:cs="Calibri"/>
-        </w:rPr>
-        <w:t>u</w:t>
-      </w:r>
-      <w:r>
-        <w:rPr>
-          <w:rFonts w:ascii="Calibri" w:hAnsi="Calibri" w:cs="Calibri"/>
-        </w:rPr>
-        <w:t>r. I wrote two formal emails: one requesting an extension for assignment submission and another applying for a summer internship. These emails were written using proper format, polite language, and clear communication.</w:t>
-      </w:r>
-    </w:p>
-    <w:p>
-      <w:pPr>
-        <w:spacing w:line="276" w:lineRule="auto"/>
-        <w:rPr>
-          <w:rFonts w:ascii="Calibri" w:hAnsi="Calibri" w:cs="Calibri"/>
-        </w:rPr>
-      </w:pPr>
-      <w:r>
-        <w:rPr>
-          <w:rFonts w:ascii="Calibri" w:hAnsi="Calibri" w:cs="Calibri"/>
-        </w:rPr>
-        <w:t xml:space="preserve">Additionally, I created a list of social media </w:t>
-      </w:r>
-      <w:proofErr w:type="gramStart"/>
-      <w:r>
-        <w:rPr>
-          <w:rFonts w:ascii="Calibri" w:hAnsi="Calibri" w:cs="Calibri"/>
-        </w:rPr>
-        <w:t>do’s</w:t>
-      </w:r>
-      <w:proofErr w:type="gramEnd"/>
-      <w:r>
-        <w:rPr>
-          <w:rFonts w:ascii="Calibri" w:hAnsi="Calibri" w:cs="Calibri"/>
-        </w:rPr>
-        <w:t xml:space="preserve"> and don’ts to highlight safe and responsible online practices. The do’s included maintaining privacy settings, sharing useful content, and using strong passwords, while the don’ts included avoiding sharing personal information, not spreading fake news, and not clicking on suspicious links.</w:t>
-      </w:r>
-    </w:p>
-    <w:p>
-      <w:pPr>
-        <w:spacing w:line="276" w:lineRule="auto"/>
-        <w:rPr>
-          <w:rFonts w:ascii="Calibri" w:hAnsi="Calibri" w:cs="Calibri"/>
-        </w:rPr>
-      </w:pPr>
-      <w:r>
-        <w:rPr>
-          <w:rFonts w:ascii="Calibri" w:hAnsi="Calibri" w:cs="Calibri"/>
-        </w:rPr>
-        <w:t>This task helped me understand the importance of formal communication in academic and professional settings. It also increased my awareness about ethical behavio</w:t>
-      </w:r>
-      <w:r>
-        <w:rPr>
-          <w:rFonts w:ascii="Calibri" w:hAnsi="Calibri" w:cs="Calibri"/>
-        </w:rPr>
-        <w:t>u</w:t>
-      </w:r>
-      <w:r>
-        <w:rPr>
-          <w:rFonts w:ascii="Calibri" w:hAnsi="Calibri" w:cs="Calibri"/>
-        </w:rPr>
-        <w:t>r on social media. Overall, it improved my communication skills and digital responsibility.</w:t>
-      </w:r>
-    </w:p>
-    <w:p>
-      <w:pPr>
-        <w:spacing w:line="276" w:lineRule="auto"/>
-        <w:rPr>
-          <w:rFonts w:ascii="Calibri" w:hAnsi="Calibri" w:cs="Calibri"/>
-        </w:rPr>
-      </w:pPr>
-    </w:p>
-    <w:p>
-      <w:pPr>
-        <w:spacing w:line="276" w:lineRule="auto"/>
-        <w:rPr>
-          <w:rFonts w:ascii="Arial Rounded MT Bold" w:hAnsi="Arial Rounded MT Bold" w:cs="Calibri"/>
-          <w:b/>
-          <w:bCs/>
-          <w:sz w:val="32"/>
-          <w:szCs w:val="32"/>
-        </w:rPr>
-      </w:pPr>
-      <w:r>
-        <w:rPr>
-          <w:rFonts w:ascii="Arial Rounded MT Bold" w:hAnsi="Arial Rounded MT Bold" w:cs="Calibri"/>
-          <w:b/>
-          <w:bCs/>
-          <w:sz w:val="32"/>
-          <w:szCs w:val="32"/>
-        </w:rPr>
-        <w:t>Task 5: Cybercrime Awareness</w:t>
-      </w:r>
-      <w:r>
-        <w:rPr>
-          <w:rFonts w:ascii="Arial Rounded MT Bold" w:hAnsi="Arial Rounded MT Bold" w:cs="Calibri"/>
-          <w:b/>
-          <w:bCs/>
-          <w:sz w:val="32"/>
-          <w:szCs w:val="32"/>
-        </w:rPr>
-        <w:t>:</w:t>
-      </w:r>
-    </w:p>
-    <w:p>
-      <w:pPr>
-        <w:spacing w:line="276" w:lineRule="auto"/>
-        <w:rPr>
-          <w:rFonts w:ascii="Calibri" w:hAnsi="Calibri" w:cs="Calibri"/>
-        </w:rPr>
-      </w:pPr>
-      <w:r>
-        <w:rPr>
-          <w:rFonts w:ascii="Calibri" w:hAnsi="Calibri" w:cs="Calibri"/>
-        </w:rPr>
-        <w:t xml:space="preserve">In this task, I studied phishing as a common form of cybercrime. Phishing involves tricking users into sharing sensitive information such as passwords, bank details, or personal data by </w:t>
-      </w:r>
-      <w:r>
-        <w:rPr>
-          <w:rFonts w:ascii="Calibri" w:hAnsi="Calibri" w:cs="Calibri"/>
-        </w:rPr>
-        <w:lastRenderedPageBreak/>
-        <w:t>pretending to be a trusted source. These attacks are usually carried out through fake emails, messages, or websites.</w:t>
-      </w:r>
-    </w:p>
-    <w:p>
-      <w:pPr>
-        <w:spacing w:line="276" w:lineRule="auto"/>
-        <w:rPr>
-          <w:rFonts w:ascii="Calibri" w:hAnsi="Calibri" w:cs="Calibri"/>
-        </w:rPr>
-      </w:pPr>
-      <w:r>
-        <w:rPr>
-          <w:rFonts w:ascii="Calibri" w:hAnsi="Calibri" w:cs="Calibri"/>
-        </w:rPr>
-        <w:t xml:space="preserve">I </w:t>
-      </w:r>
-      <w:proofErr w:type="spellStart"/>
-      <w:r>
-        <w:rPr>
-          <w:rFonts w:ascii="Calibri" w:hAnsi="Calibri" w:cs="Calibri"/>
-        </w:rPr>
-        <w:t>analy</w:t>
-      </w:r>
-      <w:r>
-        <w:rPr>
-          <w:rFonts w:ascii="Calibri" w:hAnsi="Calibri" w:cs="Calibri"/>
-        </w:rPr>
-        <w:t>z</w:t>
-      </w:r>
-      <w:r>
-        <w:rPr>
-          <w:rFonts w:ascii="Calibri" w:hAnsi="Calibri" w:cs="Calibri"/>
-        </w:rPr>
-        <w:t>ed</w:t>
-      </w:r>
-      <w:proofErr w:type="spellEnd"/>
-      <w:r>
-        <w:rPr>
-          <w:rFonts w:ascii="Calibri" w:hAnsi="Calibri" w:cs="Calibri"/>
-        </w:rPr>
-        <w:t xml:space="preserve"> a case where a student receives an email offering an internship opportunity. The email appears genuine but contains a link to a fake website. When the student enters personal details, the information is stolen by cybercriminals. This can lead to serious consequences such as identity theft and financial loss.</w:t>
-      </w:r>
-    </w:p>
-    <w:p>
-      <w:pPr>
-        <w:spacing w:line="276" w:lineRule="auto"/>
-        <w:rPr>
-          <w:rFonts w:ascii="Calibri" w:hAnsi="Calibri" w:cs="Calibri"/>
-        </w:rPr>
-      </w:pPr>
-      <w:r>
-        <w:rPr>
-          <w:rFonts w:ascii="Calibri" w:hAnsi="Calibri" w:cs="Calibri"/>
-        </w:rPr>
-        <w:t>I also learned various prevention measures, such as avoiding suspicious links, verifying sender details, using strong passwords, and enabling two-factor authentication. This task increased my awareness about cyber threats and taught me how to stay safe online.</w:t>
-      </w:r>
-    </w:p>
-    <w:p>
-      <w:pPr>
-        <w:spacing w:line="276" w:lineRule="auto"/>
-        <w:rPr>
-          <w:rFonts w:ascii="Calibri" w:hAnsi="Calibri" w:cs="Calibri"/>
-        </w:rPr>
-      </w:pPr>
-    </w:p>
-    <w:p>
-      <w:pPr>
-        <w:spacing w:line="276" w:lineRule="auto"/>
-        <w:rPr>
-          <w:rFonts w:ascii="Arial Rounded MT Bold" w:hAnsi="Arial Rounded MT Bold" w:cs="Calibri"/>
-          <w:b/>
-          <w:bCs/>
-          <w:sz w:val="32"/>
-          <w:szCs w:val="32"/>
-        </w:rPr>
-      </w:pPr>
-      <w:r>
-        <w:rPr>
-          <w:rFonts w:ascii="Arial Rounded MT Bold" w:hAnsi="Arial Rounded MT Bold" w:cs="Calibri"/>
-          <w:b/>
-          <w:bCs/>
-          <w:sz w:val="32"/>
-          <w:szCs w:val="32"/>
-        </w:rPr>
-        <w:t>Conclusion</w:t>
-      </w:r>
-      <w:r>
-        <w:rPr>
-          <w:rFonts w:ascii="Arial Rounded MT Bold" w:hAnsi="Arial Rounded MT Bold" w:cs="Calibri"/>
-          <w:b/>
-          <w:bCs/>
-          <w:sz w:val="32"/>
-          <w:szCs w:val="32"/>
-        </w:rPr>
-        <w:t>:</w:t>
-      </w:r>
-    </w:p>
-    <w:p>
-      <w:pPr>
-        <w:spacing w:line="276" w:lineRule="auto"/>
-        <w:rPr>
-          <w:rFonts w:ascii="Calibri" w:hAnsi="Calibri" w:cs="Calibri"/>
-        </w:rPr>
-      </w:pPr>
-      <w:r>
-        <w:rPr>
-          <w:rFonts w:ascii="Calibri" w:hAnsi="Calibri" w:cs="Calibri"/>
+    </w:p>
+    <w:p>
+      <w:pPr>
+        <w:spacing w:line="276" w:lineRule="auto"/>
+        <w:rPr>
+          <w:rFonts w:ascii="Times New Roman" w:hAnsi="Times New Roman" w:cs="Times New Roman"/>
+          <w:b/>
+          <w:bCs/>
+          <w:sz w:val="32"/>
+          <w:szCs w:val="32"/>
+        </w:rPr>
+      </w:pPr>
+      <w:r>
+        <w:rPr>
+          <w:rFonts w:ascii="Times New Roman" w:hAnsi="Times New Roman" w:cs="Times New Roman"/>
+          <w:b/>
+          <w:bCs/>
+          <w:sz w:val="32"/>
+          <w:szCs w:val="32"/>
+        </w:rPr>
+        <w:t>Conclusion:</w:t>
+      </w:r>
+    </w:p>
+    <w:p>
+      <w:pPr>
+        <w:spacing w:line="276" w:lineRule="auto"/>
+        <w:rPr>
+          <w:rFonts w:ascii="Arial" w:hAnsi="Arial" w:cs="Arial"/>
+        </w:rPr>
+      </w:pPr>
+      <w:r>
+        <w:rPr>
+          <w:rFonts w:ascii="Arial" w:hAnsi="Arial" w:cs="Arial"/>
         </w:rPr>
         <w:t>This project helped me develop essential digital literacy skills through practical learning. I gained knowledge about digital tools, online platforms, professional communication, and cyber safety. Each task contributed to improving my understanding of how to use technology effectively and responsibly.</w:t>
       </w:r>
@@ -1121,12 +1021,12 @@
       <w:pPr>
         <w:spacing w:line="276" w:lineRule="auto"/>
         <w:rPr>
-          <w:rFonts w:ascii="Calibri" w:hAnsi="Calibri" w:cs="Calibri"/>
-        </w:rPr>
-      </w:pPr>
-      <w:r>
-        <w:rPr>
-          <w:rFonts w:ascii="Calibri" w:hAnsi="Calibri" w:cs="Calibri"/>
+          <w:rFonts w:ascii="Arial" w:hAnsi="Arial" w:cs="Arial"/>
+        </w:rPr>
+      </w:pPr>
+      <w:r>
+        <w:rPr>
+          <w:rFonts w:ascii="Arial" w:hAnsi="Arial" w:cs="Arial"/>
         </w:rPr>
         <w:t>Overall, this project enhanced my confidence in using digital platforms and prepared me for future academic and professional challenges. It also highlighted the importance of safe and ethical digital practices.</w:t>
       </w:r>
@@ -1135,24 +1035,24 @@
       <w:pPr>
         <w:spacing w:line="276" w:lineRule="auto"/>
         <w:rPr>
-          <w:rFonts w:ascii="Calibri" w:hAnsi="Calibri" w:cs="Calibri"/>
-        </w:rPr>
-      </w:pPr>
-    </w:p>
-    <w:p>
-      <w:pPr>
-        <w:spacing w:line="276" w:lineRule="auto"/>
-        <w:rPr>
-          <w:rFonts w:ascii="Arial Rounded MT Bold" w:hAnsi="Arial Rounded MT Bold" w:cs="Calibri"/>
-          <w:b/>
-          <w:bCs/>
-          <w:sz w:val="32"/>
-          <w:szCs w:val="32"/>
-        </w:rPr>
-      </w:pPr>
-      <w:r>
-        <w:rPr>
-          <w:rFonts w:ascii="Arial Rounded MT Bold" w:hAnsi="Arial Rounded MT Bold" w:cs="Calibri"/>
+          <w:rFonts w:ascii="Arial" w:hAnsi="Arial" w:cs="Arial"/>
+        </w:rPr>
+      </w:pPr>
+    </w:p>
+    <w:p>
+      <w:pPr>
+        <w:spacing w:line="276" w:lineRule="auto"/>
+        <w:rPr>
+          <w:rFonts w:ascii="Times New Roman" w:hAnsi="Times New Roman" w:cs="Times New Roman"/>
+          <w:b/>
+          <w:bCs/>
+          <w:sz w:val="32"/>
+          <w:szCs w:val="32"/>
+        </w:rPr>
+      </w:pPr>
+      <w:r>
+        <w:rPr>
+          <w:rFonts w:ascii="Times New Roman" w:hAnsi="Times New Roman" w:cs="Times New Roman"/>
           <w:b/>
           <w:bCs/>
           <w:sz w:val="32"/>
@@ -1170,12 +1070,12 @@
         </w:numPr>
         <w:spacing w:line="276" w:lineRule="auto"/>
         <w:rPr>
-          <w:rFonts w:ascii="Calibri" w:hAnsi="Calibri" w:cs="Calibri"/>
-        </w:rPr>
-      </w:pPr>
-      <w:r>
-        <w:rPr>
-          <w:rFonts w:ascii="Calibri" w:hAnsi="Calibri" w:cs="Calibri"/>
+          <w:rFonts w:ascii="Arial" w:hAnsi="Arial" w:cs="Arial"/>
+        </w:rPr>
+      </w:pPr>
+      <w:r>
+        <w:rPr>
+          <w:rFonts w:ascii="Arial" w:hAnsi="Arial" w:cs="Arial"/>
         </w:rPr>
         <w:t>Canva</w:t>
       </w:r>
@@ -1189,13 +1089,13 @@
         </w:numPr>
         <w:spacing w:line="276" w:lineRule="auto"/>
         <w:rPr>
-          <w:rFonts w:ascii="Calibri" w:hAnsi="Calibri" w:cs="Calibri"/>
+          <w:rFonts w:ascii="Arial" w:hAnsi="Arial" w:cs="Arial"/>
         </w:rPr>
       </w:pPr>
       <w:proofErr w:type="spellStart"/>
       <w:r>
         <w:rPr>
-          <w:rFonts w:ascii="Calibri" w:hAnsi="Calibri" w:cs="Calibri"/>
+          <w:rFonts w:ascii="Arial" w:hAnsi="Arial" w:cs="Arial"/>
         </w:rPr>
         <w:t>Github</w:t>
       </w:r>
@@ -1210,13 +1110,13 @@
         </w:numPr>
         <w:spacing w:line="276" w:lineRule="auto"/>
         <w:rPr>
-          <w:rFonts w:ascii="Calibri" w:hAnsi="Calibri" w:cs="Calibri"/>
+          <w:rFonts w:ascii="Arial" w:hAnsi="Arial" w:cs="Arial"/>
         </w:rPr>
       </w:pPr>
       <w:proofErr w:type="spellStart"/>
       <w:r>
         <w:rPr>
-          <w:rFonts w:ascii="Calibri" w:hAnsi="Calibri" w:cs="Calibri"/>
+          <w:rFonts w:ascii="Arial" w:hAnsi="Arial" w:cs="Arial"/>
         </w:rPr>
         <w:t>Linkedin</w:t>
       </w:r>
@@ -1231,13 +1131,13 @@
         </w:numPr>
         <w:spacing w:line="276" w:lineRule="auto"/>
         <w:rPr>
-          <w:rFonts w:ascii="Calibri" w:hAnsi="Calibri" w:cs="Calibri"/>
+          <w:rFonts w:ascii="Arial" w:hAnsi="Arial" w:cs="Arial"/>
         </w:rPr>
       </w:pPr>
       <w:proofErr w:type="spellStart"/>
       <w:r>
         <w:rPr>
-          <w:rFonts w:ascii="Calibri" w:hAnsi="Calibri" w:cs="Calibri"/>
+          <w:rFonts w:ascii="Arial" w:hAnsi="Arial" w:cs="Arial"/>
         </w:rPr>
         <w:t>HackerRank</w:t>
       </w:r>
@@ -1252,12 +1152,12 @@
         </w:numPr>
         <w:spacing w:line="276" w:lineRule="auto"/>
         <w:rPr>
-          <w:rFonts w:ascii="Calibri" w:hAnsi="Calibri" w:cs="Calibri"/>
-        </w:rPr>
-      </w:pPr>
-      <w:r>
-        <w:rPr>
-          <w:rFonts w:ascii="Calibri" w:hAnsi="Calibri" w:cs="Calibri"/>
+          <w:rFonts w:ascii="Arial" w:hAnsi="Arial" w:cs="Arial"/>
+        </w:rPr>
+      </w:pPr>
+      <w:r>
+        <w:rPr>
+          <w:rFonts w:ascii="Arial" w:hAnsi="Arial" w:cs="Arial"/>
         </w:rPr>
         <w:t>Google Forms</w:t>
       </w:r>
@@ -2166,6 +2066,7 @@
   <w:style w:type="character" w:default="1" w:styleId="DefaultParagraphFont">
     <w:name w:val="Default Paragraph Font"/>
     <w:uiPriority w:val="1"/>
+    <w:semiHidden/>
     <w:unhideWhenUsed/>
   </w:style>
   <w:style w:type="table" w:default="1" w:styleId="TableNormal">
